--- a/高中数学/高中数学同步/人教B版选必1·使用说明.docx
+++ b/高中数学/高中数学同步/人教B版选必1·使用说明.docx
@@ -200,6 +200,29 @@
           <w:szCs w:val="21"/>
         </w:rPr>
         <w:t xml:space="preserve">　节标题序号灰块：教材节标题开头的节号灰底加粗，其后的节标题文字为小四加粗、不盖灰。</w:t>
+      </w:r>
+    </w:p>
+    <w:p>
+      <w:pPr>
+        <w:spacing w:before="0" w:after="0" w:line="288" w:lineRule="auto"/>
+        <w:jc w:val="left"/>
+      </w:pPr>
+      <w:r>
+        <w:rPr>
+          <w:rFonts w:ascii="Times New Roman" w:hAnsi="Times New Roman" w:eastAsia="宋体" w:cs="Times New Roman"/>
+          <w:sz w:val="21"/>
+          <w:szCs w:val="21"/>
+          <w:shd w:val="clear" w:color="auto" w:fill="C9C9C9"/>
+        </w:rPr>
+        <w:t xml:space="preserve">1．</w:t>
+      </w:r>
+      <w:r>
+        <w:rPr>
+          <w:rFonts w:ascii="Times New Roman" w:hAnsi="Times New Roman" w:eastAsia="宋体" w:cs="Times New Roman"/>
+          <w:sz w:val="21"/>
+          <w:szCs w:val="21"/>
+        </w:rPr>
+        <w:t xml:space="preserve">　知识清单条目号灰块：条目题名行的条目号「N．」同款灰底、不加粗、只盖条目号本身，条目题名文字不盖灰。</w:t>
       </w:r>
     </w:p>
     <w:p>

--- a/高中数学/高中数学同步/人教B版选必1·使用说明.docx
+++ b/高中数学/高中数学同步/人教B版选必1·使用说明.docx
@@ -87,11 +87,11 @@
       <w:r>
         <w:rPr>
           <w:rFonts w:ascii="Times New Roman" w:hAnsi="Times New Roman" w:eastAsia="宋体" w:cs="Times New Roman"/>
+          <w:shd w:val="clear" w:color="auto" w:fill="C9C9C9"/>
           <w:sz w:val="21"/>
           <w:szCs w:val="21"/>
-          <w:shd w:val="clear" w:color="auto" w:fill="C9C9C9"/>
         </w:rPr>
-        <w:t>【答案】</w:t>
+        <w:t xml:space="preserve">【答案】</w:t>
       </w:r>
       <w:r>
         <w:rPr>
@@ -104,11 +104,11 @@
       <w:r>
         <w:rPr>
           <w:rFonts w:ascii="Times New Roman" w:hAnsi="Times New Roman" w:eastAsia="宋体" w:cs="Times New Roman"/>
+          <w:shd w:val="clear" w:color="auto" w:fill="C9C9C9"/>
           <w:sz w:val="21"/>
           <w:szCs w:val="21"/>
-          <w:shd w:val="clear" w:color="auto" w:fill="C9C9C9"/>
         </w:rPr>
-        <w:t>【知识点】</w:t>
+        <w:t xml:space="preserve">【知识点】</w:t>
       </w:r>
       <w:r>
         <w:rPr>
@@ -121,11 +121,11 @@
       <w:r>
         <w:rPr>
           <w:rFonts w:ascii="Times New Roman" w:hAnsi="Times New Roman" w:eastAsia="宋体" w:cs="Times New Roman"/>
+          <w:shd w:val="clear" w:color="auto" w:fill="C9C9C9"/>
           <w:sz w:val="21"/>
           <w:szCs w:val="21"/>
-          <w:shd w:val="clear" w:color="auto" w:fill="C9C9C9"/>
         </w:rPr>
-        <w:t>【分析】</w:t>
+        <w:t xml:space="preserve">【分析】</w:t>
       </w:r>
       <w:r>
         <w:rPr>
@@ -138,11 +138,11 @@
       <w:r>
         <w:rPr>
           <w:rFonts w:ascii="Times New Roman" w:hAnsi="Times New Roman" w:eastAsia="宋体" w:cs="Times New Roman"/>
+          <w:shd w:val="clear" w:color="auto" w:fill="C9C9C9"/>
           <w:sz w:val="21"/>
           <w:szCs w:val="21"/>
-          <w:shd w:val="clear" w:color="auto" w:fill="C9C9C9"/>
         </w:rPr>
-        <w:t>【详解】</w:t>
+        <w:t xml:space="preserve">【详解】</w:t>
       </w:r>
       <w:r>
         <w:rPr>
@@ -155,11 +155,45 @@
       <w:r>
         <w:rPr>
           <w:rFonts w:ascii="Times New Roman" w:hAnsi="Times New Roman" w:eastAsia="宋体" w:cs="Times New Roman"/>
+          <w:shd w:val="clear" w:color="auto" w:fill="C9C9C9"/>
           <w:sz w:val="21"/>
           <w:szCs w:val="21"/>
+        </w:rPr>
+        <w:t xml:space="preserve">【点睛】</w:t>
+      </w:r>
+      <w:r>
+        <w:rPr>
+          <w:rFonts w:ascii="Times New Roman" w:hAnsi="Times New Roman" w:eastAsia="宋体" w:cs="Times New Roman"/>
+          <w:sz w:val="21"/>
+          <w:szCs w:val="21"/>
+        </w:rPr>
+        <w:t xml:space="preserve"> </w:t>
+      </w:r>
+      <w:r>
+        <w:rPr>
+          <w:rFonts w:ascii="Times New Roman" w:hAnsi="Times New Roman" w:eastAsia="宋体" w:cs="Times New Roman"/>
           <w:shd w:val="clear" w:color="auto" w:fill="C9C9C9"/>
+          <w:sz w:val="21"/>
+          <w:szCs w:val="21"/>
         </w:rPr>
-        <w:t>【点睛】</w:t>
+        <w:t xml:space="preserve">【大招指引】</w:t>
+      </w:r>
+      <w:r>
+        <w:rPr>
+          <w:rFonts w:ascii="Times New Roman" w:hAnsi="Times New Roman" w:eastAsia="宋体" w:cs="Times New Roman"/>
+          <w:sz w:val="21"/>
+          <w:szCs w:val="21"/>
+        </w:rPr>
+        <w:t xml:space="preserve"> </w:t>
+      </w:r>
+      <w:r>
+        <w:rPr>
+          <w:rFonts w:ascii="Times New Roman" w:hAnsi="Times New Roman" w:eastAsia="宋体" w:cs="Times New Roman"/>
+          <w:shd w:val="clear" w:color="auto" w:fill="C9C9C9"/>
+          <w:sz w:val="21"/>
+          <w:szCs w:val="21"/>
+        </w:rPr>
+        <w:t xml:space="preserve">【题后反思】</w:t>
       </w:r>
       <w:r>
         <w:rPr>
@@ -175,7 +209,7 @@
           <w:sz w:val="21"/>
           <w:szCs w:val="21"/>
         </w:rPr>
-        <w:t xml:space="preserve">　块标签芯片：题块内功能标签，同款灰底、不加粗、只盖标签本身。</w:t>
+        <w:t xml:space="preserve">　块标签芯片：题块内功能标签与行内栏目小标签（含【编注】【温馨提醒】等），同款灰底、不加粗、只盖标签本身。</w:t>
       </w:r>
     </w:p>
     <w:p>
@@ -210,6 +244,72 @@
       <w:r>
         <w:rPr>
           <w:rFonts w:ascii="Times New Roman" w:hAnsi="Times New Roman" w:eastAsia="宋体" w:cs="Times New Roman"/>
+          <w:b/>
+          <w:shd w:val="clear" w:color="auto" w:fill="C9C9C9"/>
+          <w:sz w:val="21"/>
+          <w:szCs w:val="21"/>
+        </w:rPr>
+        <w:t xml:space="preserve">2.4.1</w:t>
+      </w:r>
+      <w:r>
+        <w:rPr>
+          <w:rFonts w:ascii="Times New Roman" w:hAnsi="Times New Roman" w:eastAsia="宋体" w:cs="Times New Roman"/>
+          <w:b/>
+          <w:sz w:val="21"/>
+          <w:szCs w:val="21"/>
+        </w:rPr>
+        <w:t xml:space="preserve"> 方法讲解｜主题名…</w:t>
+      </w:r>
+      <w:r>
+        <w:rPr>
+          <w:rFonts w:ascii="Times New Roman" w:hAnsi="Times New Roman" w:eastAsia="宋体" w:cs="Times New Roman"/>
+          <w:sz w:val="21"/>
+          <w:szCs w:val="21"/>
+        </w:rPr>
+        <w:t xml:space="preserve">　讲部标题序号灰块：讲部标题开头的序号「父号.k」灰底加粗（五号、缩进2字符），只盖序号本身，标题文字加粗不盖灰。</w:t>
+      </w:r>
+    </w:p>
+    <w:p>
+      <w:pPr>
+        <w:spacing w:before="0" w:after="0" w:line="288" w:lineRule="auto"/>
+        <w:jc w:val="left"/>
+      </w:pPr>
+      <w:r>
+        <w:rPr>
+          <w:rFonts w:ascii="Times New Roman" w:hAnsi="Times New Roman" w:eastAsia="宋体" w:cs="Times New Roman"/>
+          <w:b/>
+          <w:shd w:val="clear" w:color="auto" w:fill="C9C9C9"/>
+          <w:sz w:val="21"/>
+          <w:szCs w:val="21"/>
+        </w:rPr>
+        <w:t xml:space="preserve">2.4.1.1</w:t>
+      </w:r>
+      <w:r>
+        <w:rPr>
+          <w:rFonts w:ascii="Times New Roman" w:hAnsi="Times New Roman" w:eastAsia="宋体" w:cs="Times New Roman"/>
+          <w:b/>
+          <w:sz w:val="21"/>
+          <w:szCs w:val="21"/>
+        </w:rPr>
+        <w:t xml:space="preserve"> 节名：考点（方法）…</w:t>
+      </w:r>
+      <w:r>
+        <w:rPr>
+          <w:rFonts w:ascii="Times New Roman" w:hAnsi="Times New Roman" w:eastAsia="宋体" w:cs="Times New Roman"/>
+          <w:sz w:val="21"/>
+          <w:szCs w:val="21"/>
+        </w:rPr>
+        <w:t xml:space="preserve">　题型标题序号灰块：题型标题开头的父链序号「父号.j」灰底加粗（五号、缩进4字符），只盖序号本身，标题文字加粗不盖灰。</w:t>
+      </w:r>
+    </w:p>
+    <w:p>
+      <w:pPr>
+        <w:spacing w:before="0" w:after="0" w:line="288" w:lineRule="auto"/>
+        <w:jc w:val="left"/>
+      </w:pPr>
+      <w:r>
+        <w:rPr>
+          <w:rFonts w:ascii="Times New Roman" w:hAnsi="Times New Roman" w:eastAsia="宋体" w:cs="Times New Roman"/>
           <w:sz w:val="21"/>
           <w:szCs w:val="21"/>
           <w:shd w:val="clear" w:color="auto" w:fill="C9C9C9"/>
@@ -222,7 +322,30 @@
           <w:sz w:val="21"/>
           <w:szCs w:val="21"/>
         </w:rPr>
-        <w:t xml:space="preserve">　知识清单条目号灰块：条目题名行的条目号「N．」同款灰底、不加粗、只盖条目号本身，条目题名文字不盖灰。</w:t>
+        <w:t xml:space="preserve">　知识清单与讲部条目号灰块：条目题名行（知识清单条目、讲部条目）的条目号「N．」同款灰底、不加粗、只盖条目号本身，条目题名文字不盖灰。</w:t>
+      </w:r>
+    </w:p>
+    <w:p>
+      <w:pPr>
+        <w:spacing w:before="0" w:after="0" w:line="288" w:lineRule="auto"/>
+        <w:jc w:val="left"/>
+      </w:pPr>
+      <w:r>
+        <w:rPr>
+          <w:rFonts w:ascii="Times New Roman" w:hAnsi="Times New Roman" w:eastAsia="宋体" w:cs="Times New Roman"/>
+          <w:shd w:val="clear" w:color="auto" w:fill="C9C9C9"/>
+          <w:sz w:val="21"/>
+          <w:szCs w:val="21"/>
+        </w:rPr>
+        <w:t xml:space="preserve">（1）</w:t>
+      </w:r>
+      <w:r>
+        <w:rPr>
+          <w:rFonts w:ascii="Times New Roman" w:hAnsi="Times New Roman" w:eastAsia="宋体" w:cs="Times New Roman"/>
+          <w:sz w:val="21"/>
+          <w:szCs w:val="21"/>
+        </w:rPr>
+        <w:t xml:space="preserve">　条目第一子层序号灰块：条目下第一子层「（N）」同款灰底、不加粗、只盖序号本身；第二子层①②③、更深层（N）与题目小问(1)(2)不挂。</w:t>
       </w:r>
     </w:p>
     <w:p>
@@ -235,6 +358,7 @@
           <w:rFonts w:ascii="Times New Roman" w:hAnsi="Times New Roman" w:eastAsia="宋体" w:cs="Times New Roman"/>
           <w:sz w:val="21"/>
           <w:szCs w:val="21"/>
+          <w:shd w:val="clear" w:color="auto" w:fill="C9C9C9"/>
         </w:rPr>
         <w:t>【编注】</w:t>
       </w:r>
@@ -244,7 +368,7 @@
           <w:sz w:val="21"/>
           <w:szCs w:val="21"/>
         </w:rPr>
-        <w:t xml:space="preserve">　行内小标签：无底纹、不加粗；【编注】开头的内容＝编者补写的思路提示或通法，不是素材原文。</w:t>
+        <w:t xml:space="preserve">　行内小标签芯片（挂灰底、不加粗）：【编注】开头的内容＝编者补写的思路提示或通法，不是素材原文。</w:t>
       </w:r>
     </w:p>
     <w:p>

--- a/高中数学/高中数学同步/人教B版选必1·使用说明.docx
+++ b/高中数学/高中数学同步/人教B版选必1·使用说明.docx
@@ -45,7 +45,7 @@
           <w:szCs w:val="21"/>
           <w:shd w:val="clear" w:color="auto" w:fill="C9C9C9"/>
         </w:rPr>
-        <w:t>1．（简单）</w:t>
+        <w:t xml:space="preserve">1．（简单·保60%·卡壳看答案）</w:t>
       </w:r>
       <w:r>
         <w:rPr>
@@ -53,7 +53,7 @@
           <w:sz w:val="21"/>
           <w:szCs w:val="21"/>
         </w:rPr>
-        <w:t xml:space="preserve">　题号难度块：每道题开头的编号与难度档位，加粗灰底且只盖编号块本身；题与题之间不留空行，靠它分隔。</w:t>
+        <w:t xml:space="preserve">　题号难度块：每道题开头的编号、难度档位、提分线与卡壳看答案提醒，整块加粗灰底且只盖编号块本身；题与题之间不留空行，靠它分隔。</w:t>
       </w:r>
     </w:p>
     <w:p>
@@ -439,7 +439,51 @@
           <w:sz w:val="21"/>
           <w:szCs w:val="21"/>
         </w:rPr>
+        <w:t xml:space="preserve">提分线三形态：简单·保60%／中档·保80%／难·冲100%。</w:t>
+      </w:r>
+    </w:p>
+    <w:p>
+      <w:pPr>
+        <w:spacing w:before="0" w:after="0" w:line="288" w:lineRule="auto"/>
+        <w:jc w:val="left"/>
+      </w:pPr>
+      <w:r>
+        <w:rPr>
+          <w:rFonts w:ascii="Times New Roman" w:hAnsi="Times New Roman" w:eastAsia="宋体" w:cs="Times New Roman"/>
+          <w:sz w:val="21"/>
+          <w:szCs w:val="21"/>
+        </w:rPr>
         <w:t>建议学习路径：知识清单 → 衔接件 → 讲练件。先用知识清单过一遍本章知识、背下灰底必背内容；有衔接件的章先刷衔接件补齐初中铺垫；再用讲练件按节推进，先读讲部分再做题，组内由易到难。</w:t>
+      </w:r>
+    </w:p>
+    <w:p>
+      <w:pPr>
+        <w:spacing w:before="0" w:after="0" w:line="288" w:lineRule="auto"/>
+        <w:jc w:val="left"/>
+      </w:pPr>
+      <w:r>
+        <w:rPr>
+          <w:rFonts w:ascii="Times New Roman" w:hAnsi="Times New Roman" w:eastAsia="宋体" w:cs="Times New Roman"/>
+          <w:b/>
+          <w:sz w:val="21"/>
+          <w:szCs w:val="21"/>
+        </w:rPr>
+        <w:t xml:space="preserve">答案用法</w:t>
+      </w:r>
+    </w:p>
+    <w:p>
+      <w:pPr>
+        <w:spacing w:before="0" w:after="0" w:line="288" w:lineRule="auto"/>
+        <w:jc w:val="left"/>
+      </w:pPr>
+      <w:r>
+        <w:rPr>
+          <w:rFonts w:ascii="Times New Roman" w:hAnsi="Times New Roman" w:eastAsia="宋体" w:cs="Times New Roman"/>
+          <w:sz w:val="21"/>
+          <w:szCs w:val="21"/>
+          <w:shd w:val="clear" w:color="auto" w:fill="C9C9C9"/>
+        </w:rPr>
+        <w:t xml:space="preserve">每题先独立读题动手，卡壳超过10分钟立即看答案学方法、不死磕；看懂后遮住答案重做一遍，隔天重做仍错的题记入错题记录表。</w:t>
       </w:r>
     </w:p>
     <w:p>
@@ -510,7 +554,7 @@
           <w:sz w:val="21"/>
           <w:szCs w:val="21"/>
         </w:rPr>
-        <w:t>错题记录表附页：每章最后一件（讲练件分卷时为末卷）末尾一页，是三列空行自填表「题号｜错因｜重做日期」；题号列由自己填写，错因可参考示例「知识不会／方法没想到／计算错／审题错」，重做日期用于跟踪回炉；约40行，写满自行续页复印。</w:t>
+        <w:t xml:space="preserve">错题记录件（每章一件独立页，装订在章末）：三列空行自填表「题号｜错因｜重做日期」，题号列由自己填写，错因可参考示例「知识不会／方法没想到／计算错／审题错」，重做日期用于跟踪回炉；错题多者复印加页。</w:t>
       </w:r>
     </w:p>
     <w:sectPr>

--- a/高中数学/高中数学同步/人教B版选必1·使用说明.docx
+++ b/高中数学/高中数学同步/人教B版选必1·使用说明.docx
@@ -266,7 +266,7 @@
           <w:sz w:val="21"/>
           <w:szCs w:val="21"/>
         </w:rPr>
-        <w:t xml:space="preserve">　讲部标题序号灰块：讲部标题开头的序号「父号.k」灰底加粗（五号、缩进2字符），只盖序号本身，标题文字加粗不盖灰。</w:t>
+        <w:t xml:space="preserve">　讲部标题序号灰块：讲部标题开头的序号「父号.k」灰底加粗（五号、缩进4字符），只盖序号本身，标题文字加粗不盖灰。</w:t>
       </w:r>
     </w:p>
     <w:p>
@@ -299,7 +299,7 @@
           <w:sz w:val="21"/>
           <w:szCs w:val="21"/>
         </w:rPr>
-        <w:t xml:space="preserve">　题型标题序号灰块：题型标题开头的父链序号「父号.j」灰底加粗（五号、缩进4字符），只盖序号本身，标题文字加粗不盖灰。</w:t>
+        <w:t xml:space="preserve">　题型标题序号灰块：题型标题开头的父链序号「父号.j」灰底加粗（五号、缩进8字符），只盖序号本身，标题文字加粗不盖灰。</w:t>
       </w:r>
     </w:p>
     <w:p>

--- a/高中数学/高中数学同步/人教B版选必1·使用说明.docx
+++ b/高中数学/高中数学同步/人教B版选必1·使用说明.docx
@@ -557,6 +557,20 @@
         <w:t xml:space="preserve">错题记录件（每章一件独立页，装订在章末）：三列空行自填表「题号｜错因｜重做日期」，题号列由自己填写，错因可参考示例「知识不会／方法没想到／计算错／审题错」，重做日期用于跟踪回炉；错题多者复印加页。</w:t>
       </w:r>
     </w:p>
+    <w:p>
+      <w:pPr>
+        <w:spacing w:before="0" w:after="0" w:line="288" w:lineRule="auto"/>
+        <w:jc w:val="left"/>
+      </w:pPr>
+      <w:r>
+        <w:rPr>
+          <w:rFonts w:ascii="Times New Roman" w:hAnsi="Times New Roman" w:eastAsia="宋体" w:cs="Times New Roman"/>
+          <w:sz w:val="21"/>
+          <w:szCs w:val="21"/>
+        </w:rPr>
+        <w:t>本册按装订单分6本装订：本1＝封面、使用说明、册目录页与第1章衔接件；本2＝第1章知识清单；本3＝第1章讲练件（上）（下）与错题记录（第1章）；本4＝第2章衔接件；本5＝第2章知识清单；本6＝第2章讲练件四卷与错题记录（第2章）；按本取用即可，全册页码连续、不因分本改变。</w:t>
+      </w:r>
+    </w:p>
     <w:sectPr>
       <w:pgSz w:w="11906" w:h="16838"/>
       <w:pgMar w:top="850" w:right="850" w:bottom="850" w:left="850" w:header="850" w:footer="850" w:gutter="0"/>

--- a/高中数学/高中数学同步/人教B版选必1·使用说明.docx
+++ b/高中数学/高中数学同步/人教B版选必1·使用说明.docx
@@ -307,6 +307,20 @@
           <w:sz w:val="18"/>
         </w:rPr>
         <w:t xml:space="preserve">　块标签芯片：【答案】【知识点】【分析】【详解】【点睛】【编注】【大招指引】【题后反思】等行内栏目标签挂同款灰底；其后答案值与需背内容一律挂同款灰底（公式型随公式整体挂灰）。</w:t>
+      </w:r>
+    </w:p>
+    <w:p>
+      <w:pPr>
+        <w:spacing w:before="0" w:after="0" w:line="410" w:lineRule="exact"/>
+        <w:jc w:val="left"/>
+      </w:pPr>
+      <w:r>
+        <w:rPr>
+          <w:rFonts w:ascii="Times New Roman" w:hAnsi="Times New Roman" w:eastAsia="宋体"/>
+          <w:b w:val="0"/>
+          <w:sz w:val="24"/>
+        </w:rPr>
+        <w:t>【编注】＝编者补写的思路提示/通法，非素材原文</w:t>
       </w:r>
     </w:p>
     <w:p>

--- a/高中数学/高中数学同步/人教B版选必1·使用说明.docx
+++ b/高中数学/高中数学同步/人教B版选必1·使用说明.docx
@@ -4,7 +4,7 @@
   <w:body>
     <w:p>
       <w:pPr>
-        <w:spacing w:before="0" w:after="0" w:line="410" w:lineRule="exact"/>
+        <w:spacing w:before="0" w:after="0" w:line="300" w:lineRule="exact"/>
         <w:jc w:val="left"/>
       </w:pPr>
       <w:r>
@@ -18,7 +18,7 @@
     </w:p>
     <w:p>
       <w:pPr>
-        <w:spacing w:before="0" w:after="0" w:line="410" w:lineRule="exact"/>
+        <w:spacing w:before="0" w:after="0" w:line="300" w:lineRule="exact"/>
         <w:jc w:val="left"/>
       </w:pPr>
       <w:r>
@@ -31,7 +31,7 @@
     </w:p>
     <w:p>
       <w:pPr>
-        <w:spacing w:before="0" w:after="0" w:line="410" w:lineRule="exact"/>
+        <w:spacing w:before="0" w:after="0" w:line="300" w:lineRule="exact"/>
         <w:jc w:val="left"/>
         <w:shd w:val="clear" w:color="auto" w:fill="ADC2DA"/>
       </w:pPr>
@@ -46,7 +46,7 @@
     </w:p>
     <w:p>
       <w:pPr>
-        <w:spacing w:before="0" w:after="0" w:line="410" w:lineRule="exact"/>
+        <w:spacing w:before="0" w:after="0" w:line="300" w:lineRule="exact"/>
         <w:jc w:val="left"/>
       </w:pPr>
       <w:r>
@@ -60,7 +60,7 @@
     </w:p>
     <w:p>
       <w:pPr>
-        <w:spacing w:before="0" w:after="0" w:line="410" w:lineRule="exact"/>
+        <w:spacing w:before="0" w:after="0" w:line="300" w:lineRule="exact"/>
         <w:jc w:val="left"/>
       </w:pPr>
       <w:r>
@@ -91,7 +91,7 @@
     </w:p>
     <w:p>
       <w:pPr>
-        <w:spacing w:before="0" w:after="0" w:line="410" w:lineRule="exact"/>
+        <w:spacing w:before="0" w:after="0" w:line="300" w:lineRule="exact"/>
         <w:jc w:val="left"/>
       </w:pPr>
       <w:r>
@@ -122,7 +122,7 @@
     </w:p>
     <w:p>
       <w:pPr>
-        <w:spacing w:before="0" w:after="0" w:line="410" w:lineRule="exact"/>
+        <w:spacing w:before="0" w:after="0" w:line="300" w:lineRule="exact"/>
         <w:jc w:val="left"/>
         <w:shd w:val="clear" w:color="auto" w:fill="ADC2DA"/>
       </w:pPr>
@@ -137,7 +137,7 @@
     </w:p>
     <w:p>
       <w:pPr>
-        <w:spacing w:before="0" w:after="0" w:line="410" w:lineRule="exact"/>
+        <w:spacing w:before="0" w:after="0" w:line="300" w:lineRule="exact"/>
         <w:jc w:val="left"/>
       </w:pPr>
       <w:r>
@@ -151,7 +151,7 @@
     </w:p>
     <w:p>
       <w:pPr>
-        <w:spacing w:before="0" w:after="0" w:line="410" w:lineRule="exact"/>
+        <w:spacing w:before="0" w:after="0" w:line="300" w:lineRule="exact"/>
         <w:jc w:val="left"/>
         <w:shd w:val="clear" w:color="auto" w:fill="C6D4E3"/>
       </w:pPr>
@@ -166,7 +166,7 @@
     </w:p>
     <w:p>
       <w:pPr>
-        <w:spacing w:before="0" w:after="0" w:line="410" w:lineRule="exact"/>
+        <w:spacing w:before="0" w:after="0" w:line="300" w:lineRule="exact"/>
         <w:jc w:val="left"/>
         <w:shd w:val="clear" w:color="auto" w:fill="C6D4E3"/>
       </w:pPr>
@@ -189,7 +189,7 @@
     </w:p>
     <w:p>
       <w:pPr>
-        <w:spacing w:before="0" w:after="0" w:line="410" w:lineRule="exact"/>
+        <w:spacing w:before="0" w:after="0" w:line="300" w:lineRule="exact"/>
         <w:jc w:val="left"/>
       </w:pPr>
       <w:r>
@@ -203,7 +203,7 @@
     </w:p>
     <w:p>
       <w:pPr>
-        <w:spacing w:before="0" w:after="0" w:line="410" w:lineRule="exact"/>
+        <w:spacing w:before="0" w:after="0" w:line="300" w:lineRule="exact"/>
         <w:jc w:val="left"/>
         <w:shd w:val="clear" w:color="auto" w:fill="E0E0E0"/>
       </w:pPr>
@@ -218,7 +218,7 @@
     </w:p>
     <w:p>
       <w:pPr>
-        <w:spacing w:before="0" w:after="0" w:line="410" w:lineRule="exact"/>
+        <w:spacing w:before="0" w:after="0" w:line="300" w:lineRule="exact"/>
         <w:jc w:val="left"/>
       </w:pPr>
       <w:r>
@@ -232,7 +232,7 @@
     </w:p>
     <w:p>
       <w:pPr>
-        <w:spacing w:before="0" w:after="0" w:line="410" w:lineRule="exact"/>
+        <w:spacing w:before="0" w:after="0" w:line="300" w:lineRule="exact"/>
         <w:jc w:val="left"/>
       </w:pPr>
       <w:r>
@@ -297,7 +297,7 @@
     </w:p>
     <w:p>
       <w:pPr>
-        <w:spacing w:before="0" w:after="0" w:line="410" w:lineRule="exact"/>
+        <w:spacing w:before="0" w:after="0" w:line="300" w:lineRule="exact"/>
         <w:jc w:val="left"/>
       </w:pPr>
       <w:r>
@@ -311,7 +311,7 @@
     </w:p>
     <w:p>
       <w:pPr>
-        <w:spacing w:before="0" w:after="0" w:line="410" w:lineRule="exact"/>
+        <w:spacing w:before="0" w:after="0" w:line="300" w:lineRule="exact"/>
         <w:jc w:val="left"/>
       </w:pPr>
       <w:r>
@@ -325,7 +325,7 @@
     </w:p>
     <w:p>
       <w:pPr>
-        <w:spacing w:before="0" w:after="0" w:line="410" w:lineRule="exact"/>
+        <w:spacing w:before="0" w:after="0" w:line="300" w:lineRule="exact"/>
         <w:jc w:val="left"/>
       </w:pPr>
       <w:r>
@@ -356,7 +356,7 @@
     </w:p>
     <w:p>
       <w:pPr>
-        <w:spacing w:before="0" w:after="0" w:line="410" w:lineRule="exact"/>
+        <w:spacing w:before="0" w:after="0" w:line="300" w:lineRule="exact"/>
         <w:jc w:val="left"/>
       </w:pPr>
       <w:r>
@@ -379,7 +379,7 @@
     </w:p>
     <w:p>
       <w:pPr>
-        <w:spacing w:before="0" w:after="0" w:line="410" w:lineRule="exact"/>
+        <w:spacing w:before="0" w:after="0" w:line="300" w:lineRule="exact"/>
         <w:jc w:val="left"/>
       </w:pPr>
       <w:r>
@@ -393,7 +393,7 @@
     </w:p>
     <w:p>
       <w:pPr>
-        <w:spacing w:before="0" w:after="0" w:line="410" w:lineRule="exact"/>
+        <w:spacing w:before="0" w:after="0" w:line="300" w:lineRule="exact"/>
         <w:jc w:val="left"/>
       </w:pPr>
       <w:r>
@@ -407,7 +407,7 @@
     </w:p>
     <w:p>
       <w:pPr>
-        <w:spacing w:before="0" w:after="0" w:line="410" w:lineRule="exact"/>
+        <w:spacing w:before="0" w:after="0" w:line="300" w:lineRule="exact"/>
         <w:jc w:val="left"/>
       </w:pPr>
       <w:r>
@@ -421,7 +421,7 @@
     </w:p>
     <w:p>
       <w:pPr>
-        <w:spacing w:before="0" w:after="0" w:line="410" w:lineRule="exact"/>
+        <w:spacing w:before="0" w:after="0" w:line="300" w:lineRule="exact"/>
         <w:jc w:val="left"/>
         <w:shd w:val="clear" w:color="auto" w:fill="C9C9C9"/>
         <w:pBdr>
@@ -442,7 +442,7 @@
     </w:p>
     <w:p>
       <w:pPr>
-        <w:spacing w:before="0" w:after="0" w:line="410" w:lineRule="exact"/>
+        <w:spacing w:before="0" w:after="0" w:line="300" w:lineRule="exact"/>
         <w:jc w:val="left"/>
       </w:pPr>
       <w:r>
@@ -455,7 +455,7 @@
     </w:p>
     <w:p>
       <w:pPr>
-        <w:spacing w:before="0" w:after="0" w:line="410" w:lineRule="exact"/>
+        <w:spacing w:before="0" w:after="0" w:line="300" w:lineRule="exact"/>
         <w:jc w:val="left"/>
         <w:shd w:val="clear" w:color="auto" w:fill="ADC2DA"/>
       </w:pPr>
@@ -470,7 +470,7 @@
     </w:p>
     <w:p>
       <w:pPr>
-        <w:spacing w:before="0" w:after="0" w:line="410" w:lineRule="exact"/>
+        <w:spacing w:before="0" w:after="0" w:line="300" w:lineRule="exact"/>
         <w:jc w:val="left"/>
       </w:pPr>
       <w:r>
@@ -484,7 +484,7 @@
     </w:p>
     <w:p>
       <w:pPr>
-        <w:spacing w:before="0" w:after="0" w:line="410" w:lineRule="exact"/>
+        <w:spacing w:before="0" w:after="0" w:line="300" w:lineRule="exact"/>
         <w:jc w:val="left"/>
       </w:pPr>
       <w:r>
@@ -498,7 +498,7 @@
     </w:p>
     <w:p>
       <w:pPr>
-        <w:spacing w:before="0" w:after="0" w:line="410" w:lineRule="exact"/>
+        <w:spacing w:before="0" w:after="0" w:line="300" w:lineRule="exact"/>
         <w:jc w:val="left"/>
       </w:pPr>
       <w:r>
@@ -537,7 +537,7 @@
     </w:p>
     <w:p>
       <w:pPr>
-        <w:spacing w:before="0" w:after="0" w:line="410" w:lineRule="exact"/>
+        <w:spacing w:before="0" w:after="0" w:line="300" w:lineRule="exact"/>
         <w:jc w:val="left"/>
       </w:pPr>
       <w:r>
@@ -550,7 +550,7 @@
     </w:p>
     <w:p>
       <w:pPr>
-        <w:spacing w:before="0" w:after="0" w:line="410" w:lineRule="exact"/>
+        <w:spacing w:before="0" w:after="0" w:line="300" w:lineRule="exact"/>
         <w:jc w:val="left"/>
         <w:shd w:val="clear" w:color="auto" w:fill="ADC2DA"/>
       </w:pPr>
@@ -565,7 +565,7 @@
     </w:p>
     <w:p>
       <w:pPr>
-        <w:spacing w:before="0" w:after="0" w:line="410" w:lineRule="exact"/>
+        <w:spacing w:before="0" w:after="0" w:line="300" w:lineRule="exact"/>
         <w:jc w:val="left"/>
       </w:pPr>
       <w:r>
@@ -579,7 +579,7 @@
     </w:p>
     <w:p>
       <w:pPr>
-        <w:spacing w:before="0" w:after="0" w:line="410" w:lineRule="exact"/>
+        <w:spacing w:before="0" w:after="0" w:line="300" w:lineRule="exact"/>
         <w:jc w:val="left"/>
       </w:pPr>
       <w:r>
@@ -593,7 +593,7 @@
     </w:p>
     <w:p>
       <w:pPr>
-        <w:spacing w:before="0" w:after="0" w:line="410" w:lineRule="exact"/>
+        <w:spacing w:before="0" w:after="0" w:line="300" w:lineRule="exact"/>
         <w:jc w:val="left"/>
       </w:pPr>
       <w:r>
@@ -607,7 +607,7 @@
     </w:p>
     <w:p>
       <w:pPr>
-        <w:spacing w:before="0" w:after="0" w:line="410" w:lineRule="exact"/>
+        <w:spacing w:before="0" w:after="0" w:line="300" w:lineRule="exact"/>
         <w:jc w:val="left"/>
       </w:pPr>
       <w:r>
@@ -621,7 +621,7 @@
     </w:p>
     <w:p>
       <w:pPr>
-        <w:spacing w:before="0" w:after="0" w:line="410" w:lineRule="exact"/>
+        <w:spacing w:before="0" w:after="0" w:line="300" w:lineRule="exact"/>
         <w:jc w:val="left"/>
       </w:pPr>
       <w:r>
@@ -643,7 +643,7 @@
     </w:p>
     <w:p>
       <w:pPr>
-        <w:spacing w:before="0" w:after="0" w:line="410" w:lineRule="exact"/>
+        <w:spacing w:before="0" w:after="0" w:line="300" w:lineRule="exact"/>
         <w:jc w:val="left"/>
       </w:pPr>
       <w:r>

--- a/高中数学/高中数学同步/人教B版选必1·使用说明.docx
+++ b/高中数学/高中数学同步/人教B版选必1·使用说明.docx
@@ -68,7 +68,6 @@
           <w:rFonts w:ascii="Times New Roman" w:hAnsi="Times New Roman" w:eastAsia="宋体"/>
           <w:b/>
           <w:sz w:val="24"/>
-          <w:shd w:val="clear" w:color="auto" w:fill="C9C9C9"/>
         </w:rPr>
         <w:t>1.1.1.1-1．</w:t>
       </w:r>
@@ -86,7 +85,7 @@
           <w:b w:val="0"/>
           <w:sz w:val="24"/>
         </w:rPr>
-        <w:t xml:space="preserve">　题号块：「题型号-节内序号．（档位·提分线·卡壳看答案）」——底纹盖整个题号、括注不挂底纹、整块加粗；序号＝节内连续（同节跨题型累进）；题间不留空行，靠底纹分隔。</w:t>
+        <w:t xml:space="preserve">　题号块：「题型号-节内序号．（档位·提分线·卡壳看答案）」——整块加粗、括注不挂底纹；序号＝节内连续（同节跨题型累进）；题间不留空行。本行题号＝讲练件现行形态（黑字白底·底纹已废止，题块分隔锚＝题干底纹首段）；题号块底纹式样仅衔接件·清单件仍现行（下行即衔接件式样）。</w:t>
       </w:r>
     </w:p>
     <w:p>
@@ -117,7 +116,7 @@
           <w:b w:val="0"/>
           <w:sz w:val="24"/>
         </w:rPr>
-        <w:t xml:space="preserve">　衔接件不区分难度——两段式括注、全部必会。</w:t>
+        <w:t xml:space="preserve">　衔接件不区分难度——两段式括注、全部必会；题号块底纹维持现行（底纹减法不适用衔接件·清单件）。</w:t>
       </w:r>
     </w:p>
     <w:p>
@@ -240,7 +239,6 @@
           <w:rFonts w:ascii="Times New Roman" w:hAnsi="Times New Roman" w:eastAsia="宋体"/>
           <w:b w:val="0"/>
           <w:sz w:val="24"/>
-          <w:shd w:val="clear" w:color="auto" w:fill="C9C9C9"/>
         </w:rPr>
         <w:t>【答案】</w:t>
       </w:r>
@@ -257,7 +255,6 @@
           <w:rFonts w:ascii="Times New Roman" w:hAnsi="Times New Roman" w:eastAsia="宋体"/>
           <w:b w:val="0"/>
           <w:sz w:val="24"/>
-          <w:shd w:val="clear" w:color="auto" w:fill="C9C9C9"/>
         </w:rPr>
         <w:t>C</w:t>
       </w:r>
@@ -274,7 +271,6 @@
           <w:rFonts w:ascii="Times New Roman" w:hAnsi="Times New Roman" w:eastAsia="宋体"/>
           <w:b w:val="0"/>
           <w:sz w:val="24"/>
-          <w:shd w:val="clear" w:color="auto" w:fill="C9C9C9"/>
         </w:rPr>
         <w:t>【知识点】</w:t>
       </w:r>
@@ -306,7 +302,63 @@
           <w:b w:val="0"/>
           <w:sz w:val="18"/>
         </w:rPr>
-        <w:t xml:space="preserve">　块标签芯片：【答案】【知识点】【分析】【详解】【点睛】【编注】【大招指引】【题后反思】等行内栏目标签挂同款灰底；其后答案值与需背内容一律挂同款灰底（公式型随公式整体挂灰）。</w:t>
+        <w:t xml:space="preserve">　块标签芯片：【答案】【知识点】【分析】【详解】【点睛】【编注】【大招指引】【题后反思】等行内栏目标签——上行＝讲练件现行形态（芯片与答案值一律黑字白底·底纹已废止）；芯片底纹与答案值灰底仅衔接件·清单件仍现行（其答案值与需背内容挂同款灰底、公式型随公式整体挂灰）。</w:t>
+      </w:r>
+    </w:p>
+    <w:p>
+      <w:pPr>
+        <w:spacing w:before="0" w:after="0" w:line="300" w:lineRule="exact"/>
+        <w:jc w:val="left"/>
+      </w:pPr>
+      <w:r>
+        <w:rPr>
+          <w:rFonts w:ascii="Times New Roman" w:hAnsi="Times New Roman" w:eastAsia="宋体"/>
+          <w:b w:val="0"/>
+          <w:sz w:val="24"/>
+        </w:rPr>
+        <w:t xml:space="preserve">定义：在空间，我们把具有</w:t>
+      </w:r>
+      <w:r>
+        <w:rPr>
+          <w:rFonts w:ascii="Times New Roman" w:hAnsi="Times New Roman" w:eastAsia="宋体"/>
+          <w:b w:val="0"/>
+          <w:sz w:val="24"/>
+          <w:shd w:val="clear" w:color="auto" w:fill="C9C9C9"/>
+        </w:rPr>
+        <w:t xml:space="preserve">大小</w:t>
+      </w:r>
+      <w:r>
+        <w:rPr>
+          <w:rFonts w:ascii="Times New Roman" w:hAnsi="Times New Roman" w:eastAsia="宋体"/>
+          <w:b w:val="0"/>
+          <w:sz w:val="24"/>
+        </w:rPr>
+        <w:t xml:space="preserve">和</w:t>
+      </w:r>
+      <w:r>
+        <w:rPr>
+          <w:rFonts w:ascii="Times New Roman" w:hAnsi="Times New Roman" w:eastAsia="宋体"/>
+          <w:b w:val="0"/>
+          <w:sz w:val="24"/>
+          <w:shd w:val="clear" w:color="auto" w:fill="C9C9C9"/>
+        </w:rPr>
+        <w:t xml:space="preserve">方向</w:t>
+      </w:r>
+      <w:r>
+        <w:rPr>
+          <w:rFonts w:ascii="Times New Roman" w:hAnsi="Times New Roman" w:eastAsia="宋体"/>
+          <w:b w:val="0"/>
+          <w:sz w:val="24"/>
+        </w:rPr>
+        <w:t xml:space="preserve">的量叫做空间向量．</w:t>
+      </w:r>
+      <w:r>
+        <w:rPr>
+          <w:rFonts w:ascii="Times New Roman" w:hAnsi="Times New Roman" w:eastAsia="宋体"/>
+          <w:b w:val="0"/>
+          <w:sz w:val="24"/>
+        </w:rPr>
+        <w:t xml:space="preserve">　——讲部需背内容灰底＝讲练件讲部保留形态（甲案：填空化遮答自测职能保留，C9C9C9随知识清单权威源照抄带入）。</w:t>
       </w:r>
     </w:p>
     <w:p>

--- a/高中数学/高中数学同步/人教B版选必1·使用说明.docx
+++ b/高中数学/高中数学同步/人教B版选必1·使用说明.docx
@@ -14,19 +14,6 @@
           <w:sz w:val="32"/>
         </w:rPr>
         <w:t>人教B版选必1·使用说明</w:t>
-      </w:r>
-    </w:p>
-    <w:p>
-      <w:pPr>
-        <w:spacing w:before="0" w:after="0" w:line="300" w:lineRule="exact"/>
-        <w:jc w:val="left"/>
-      </w:pPr>
-      <w:r>
-        <w:rPr>
-          <w:rFonts w:ascii="Times New Roman" w:hAnsi="Times New Roman" w:eastAsia="宋体"/>
-          <w:b w:val="0"/>
-          <w:sz w:val="24"/>
-        </w:rPr>
       </w:r>
     </w:p>
     <w:p>
@@ -85,7 +72,7 @@
           <w:b w:val="0"/>
           <w:sz w:val="24"/>
         </w:rPr>
-        <w:t xml:space="preserve">　题号块：「题型号-节内序号．（档位·提分线·卡壳看答案）」——整块加粗、括注不挂底纹；序号＝节内连续（同节跨题型累进）；题间不留空行。本行题号＝讲练件现行形态（黑字白底·底纹已废止，题块分隔锚＝题干底纹首段）；题号块底纹式样仅衔接件·清单件仍现行（下行即衔接件式样）。</w:t>
+        <w:t xml:space="preserve">　题号块：「题型号-节内序号．（档位·提分线·卡壳看答案）」——整块加粗、括注不挂底纹；序号＝节内连续（同节跨题型累进）；题间不留空行。本行题号＝讲练件现行形态（黑字白底·底纹已废止，题块分隔锚＝题干底纹首段）；题型级题号块底纹仅衔接件·清单件仍现行（下行即衔接件式样）；讲练件讲部填空块题号（2.8-1型）随块挂C9C9C9、不加粗。</w:t>
       </w:r>
     </w:p>
     <w:p>
@@ -302,7 +289,7 @@
           <w:b w:val="0"/>
           <w:sz w:val="18"/>
         </w:rPr>
-        <w:t xml:space="preserve">　块标签芯片：【答案】【知识点】【分析】【详解】【点睛】【编注】【大招指引】【题后反思】等行内栏目标签——上行＝讲练件现行形态（芯片与答案值一律黑字白底·底纹已废止）；芯片底纹与答案值灰底仅衔接件·清单件仍现行（其答案值与需背内容挂同款灰底、公式型随公式整体挂灰）。</w:t>
+        <w:t xml:space="preserve">　块标签芯片：【答案】【知识点】【分析】【详解】【点睛】【编注】等行内标签——上行＝讲练件现行形态（黑字白底·底纹已废止）；芯片底纹与答案值灰底仅衔接件·清单件仍现行。</w:t>
       </w:r>
     </w:p>
     <w:p>
@@ -496,19 +483,6 @@
       <w:pPr>
         <w:spacing w:before="0" w:after="0" w:line="300" w:lineRule="exact"/>
         <w:jc w:val="left"/>
-      </w:pPr>
-      <w:r>
-        <w:rPr>
-          <w:rFonts w:ascii="Times New Roman" w:hAnsi="Times New Roman" w:eastAsia="宋体"/>
-          <w:b w:val="0"/>
-          <w:sz w:val="24"/>
-        </w:rPr>
-      </w:r>
-    </w:p>
-    <w:p>
-      <w:pPr>
-        <w:spacing w:before="0" w:after="0" w:line="300" w:lineRule="exact"/>
-        <w:jc w:val="left"/>
         <w:shd w:val="clear" w:color="auto" w:fill="ADC2DA"/>
       </w:pPr>
       <w:r>
@@ -531,7 +505,7 @@
           <w:b w:val="0"/>
           <w:sz w:val="24"/>
         </w:rPr>
-        <w:t>简单＝单一知识点直接套用、一两步完成——保60%；中档＝常规解法多步转化或跨一两个知识点——保80%；难＝特别难的题（综合、参数、压轴）——冲100%。简单＋中档合计具备本章高考约80%分数目标所需能力。</w:t>
+        <w:t>简单＝单一知识点直接套用、一两步完成——保60%；中档＝常规解法多步转化或跨一两个知识点——保80%；难＝特别难的题（综合、参数、压轴）——冲100%。</w:t>
       </w:r>
     </w:p>
     <w:p>
@@ -591,19 +565,6 @@
       <w:pPr>
         <w:spacing w:before="0" w:after="0" w:line="300" w:lineRule="exact"/>
         <w:jc w:val="left"/>
-      </w:pPr>
-      <w:r>
-        <w:rPr>
-          <w:rFonts w:ascii="Times New Roman" w:hAnsi="Times New Roman" w:eastAsia="宋体"/>
-          <w:b w:val="0"/>
-          <w:sz w:val="24"/>
-        </w:rPr>
-      </w:r>
-    </w:p>
-    <w:p>
-      <w:pPr>
-        <w:spacing w:before="0" w:after="0" w:line="300" w:lineRule="exact"/>
-        <w:jc w:val="left"/>
         <w:shd w:val="clear" w:color="auto" w:fill="ADC2DA"/>
       </w:pPr>
       <w:r>
@@ -654,7 +615,7 @@
           <w:b w:val="0"/>
           <w:sz w:val="24"/>
         </w:rPr>
-        <w:t>讲练件：按教材节序由易到难装配，题型通式句在该组首题前（【编注】起段）；讲部「方法讲解｜主题」置于其题型组之前。</w:t>
+        <w:t>讲练件：按教材节序由易到难装配；题型通式句在该组首题前（【编注】起段）；讲部「方法讲解｜主题」在其题型组前。</w:t>
       </w:r>
     </w:p>
     <w:p>
@@ -702,9 +663,9 @@
         <w:rPr>
           <w:rFonts w:ascii="Times New Roman" w:hAnsi="Times New Roman" w:eastAsia="宋体"/>
           <w:b w:val="0"/>
-          <w:sz w:val="18"/>
+          <w:sz w:val="24"/>
         </w:rPr>
-        <w:t>本册页眉页脚同串：「羿郭工作室·册名 第X章 章名·件型（共N页）·本n/共M本　节号节名　第X页」——件标识随部分独立页码、本号随装订本。</w:t>
+        <w:t>本册页眉页脚同串：羿郭工作室·册名 章名·件型（共N页）·本n/共M本　节名　第X页。</w:t>
       </w:r>
     </w:p>
     <w:sectPr>

--- a/高中数学/高中数学同步/人教B版选必1·使用说明.docx
+++ b/高中数学/高中数学同步/人教B版选必1·使用说明.docx
@@ -667,6 +667,14 @@
         </w:rPr>
         <w:t>本册页眉页脚同串：羿郭工作室·册名 章名·件型（共N页）·本n/共M本　节名　第X页。</w:t>
       </w:r>
+      <w:r>
+        <w:rPr>
+          <w:rFonts w:ascii="Times New Roman" w:hAnsi="Times New Roman" w:eastAsia="宋体"/>
+          <w:b w:val="0"/>
+          <w:sz w:val="24"/>
+        </w:rPr>
+        <w:t xml:space="preserve">　本册页码口径：各部分页码独立从 1 起，件间页码不连续属正常编排；合册打印时各件原有页码原样拼接。</w:t>
+      </w:r>
     </w:p>
     <w:sectPr>
       <w:pgSz w:w="11906" w:h="16838"/>

--- a/高中数学/高中数学同步/人教B版选必1·使用说明.docx
+++ b/高中数学/高中数学同步/人教B版选必1·使用说明.docx
@@ -85,7 +85,7 @@
           <w:rFonts w:ascii="Times New Roman" w:hAnsi="Times New Roman" w:eastAsia="宋体"/>
           <w:b/>
           <w:sz w:val="24"/>
-          <w:shd w:val="clear" w:color="auto" w:fill="C9C9C9"/>
+          <w:shd w:val="clear" w:color="auto" w:fill="C7C7C7"/>
         </w:rPr>
         <w:t>1.2.1.1-1．</w:t>
       </w:r>
@@ -310,7 +310,7 @@
           <w:rFonts w:ascii="Times New Roman" w:hAnsi="Times New Roman" w:eastAsia="宋体"/>
           <w:b w:val="0"/>
           <w:sz w:val="24"/>
-          <w:shd w:val="clear" w:color="auto" w:fill="C9C9C9"/>
+          <w:shd w:val="clear" w:color="auto" w:fill="C7C7C7"/>
         </w:rPr>
         <w:t xml:space="preserve">大小</w:t>
       </w:r>
@@ -327,7 +327,7 @@
           <w:rFonts w:ascii="Times New Roman" w:hAnsi="Times New Roman" w:eastAsia="宋体"/>
           <w:b w:val="0"/>
           <w:sz w:val="24"/>
-          <w:shd w:val="clear" w:color="auto" w:fill="C9C9C9"/>
+          <w:shd w:val="clear" w:color="auto" w:fill="C7C7C7"/>
         </w:rPr>
         <w:t xml:space="preserve">方向</w:t>
       </w:r>
@@ -372,7 +372,7 @@
           <w:rFonts w:ascii="Times New Roman" w:hAnsi="Times New Roman" w:eastAsia="宋体"/>
           <w:b w:val="0"/>
           <w:sz w:val="24"/>
-          <w:shd w:val="clear" w:color="auto" w:fill="C9C9C9"/>
+          <w:shd w:val="clear" w:color="auto" w:fill="C7C7C7"/>
         </w:rPr>
         <w:t>2.4-13．</w:t>
       </w:r>
@@ -403,7 +403,7 @@
           <w:rFonts w:ascii="Times New Roman" w:hAnsi="Times New Roman" w:eastAsia="宋体"/>
           <w:b w:val="0"/>
           <w:sz w:val="24"/>
-          <w:shd w:val="clear" w:color="auto" w:fill="C9C9C9"/>
+          <w:shd w:val="clear" w:color="auto" w:fill="C7C7C7"/>
         </w:rPr>
         <w:t>（1）</w:t>
       </w:r>
@@ -462,7 +462,7 @@
       <w:pPr>
         <w:spacing w:before="0" w:after="0" w:line="300" w:lineRule="exact"/>
         <w:jc w:val="left"/>
-        <w:shd w:val="clear" w:color="auto" w:fill="C9C9C9"/>
+        <w:shd w:val="clear" w:color="auto" w:fill="C7C7C7"/>
         <w:pBdr>
           <w:top w:val="single" w:sz="4" w:space="4" w:color="auto"/>
           <w:left w:val="single" w:sz="4" w:space="4" w:color="auto"/>
@@ -548,7 +548,7 @@
           <w:rFonts w:ascii="Times New Roman" w:hAnsi="Times New Roman" w:eastAsia="宋体"/>
           <w:b w:val="0"/>
           <w:sz w:val="24"/>
-          <w:shd w:val="clear" w:color="auto" w:fill="C9C9C9"/>
+          <w:shd w:val="clear" w:color="auto" w:fill="C7C7C7"/>
         </w:rPr>
         <w:t>自己的错题本</w:t>
       </w:r>
